--- a/src/main/java/com/bankofcli/document/RevatureFristProject.docx
+++ b/src/main/java/com/bankofcli/document/RevatureFristProject.docx
@@ -251,14 +251,17 @@
     <w:p>
       <w:pPr>
         <w:pStyle w:val="NormalWeb"/>
-        <w:ind w:left="720"/>
-      </w:pPr>
-      <w:r>
+        <w:ind w:left="360"/>
+      </w:pPr>
+      <w:r>
+        <w:rPr>
+          <w:noProof/>
+        </w:rPr>
         <w:drawing>
-          <wp:inline distT="0" distB="0" distL="0" distR="0" wp14:anchorId="1C248454" wp14:editId="04A3523A">
-            <wp:extent cx="5943600" cy="6797040"/>
-            <wp:effectExtent l="0" t="0" r="0" b="3810"/>
-            <wp:docPr id="620901472" name="Picture 4"/>
+          <wp:inline distT="0" distB="0" distL="0" distR="0" wp14:anchorId="3138E11C" wp14:editId="7881C678">
+            <wp:extent cx="5943600" cy="6790055"/>
+            <wp:effectExtent l="0" t="0" r="0" b="0"/>
+            <wp:docPr id="1374215075" name="Picture 1"/>
             <wp:cNvGraphicFramePr>
               <a:graphicFrameLocks xmlns:a="http://schemas.openxmlformats.org/drawingml/2006/main" noChangeAspect="1"/>
             </wp:cNvGraphicFramePr>
@@ -266,7 +269,7 @@
               <a:graphicData uri="http://schemas.openxmlformats.org/drawingml/2006/picture">
                 <pic:pic xmlns:pic="http://schemas.openxmlformats.org/drawingml/2006/picture">
                   <pic:nvPicPr>
-                    <pic:cNvPr id="0" name="Picture 6"/>
+                    <pic:cNvPr id="0" name="Picture 1"/>
                     <pic:cNvPicPr>
                       <a:picLocks noChangeAspect="1" noChangeArrowheads="1"/>
                     </pic:cNvPicPr>
@@ -287,7 +290,7 @@
                   <pic:spPr bwMode="auto">
                     <a:xfrm>
                       <a:off x="0" y="0"/>
-                      <a:ext cx="5943600" cy="6797040"/>
+                      <a:ext cx="5943600" cy="6790055"/>
                     </a:xfrm>
                     <a:prstGeom prst="rect">
                       <a:avLst/>
@@ -311,7 +314,7 @@
         <mc:AlternateContent>
           <mc:Choice Requires="wpi">
             <w:drawing>
-              <wp:anchor distT="0" distB="0" distL="114300" distR="114300" simplePos="0" relativeHeight="251660288" behindDoc="0" locked="0" layoutInCell="1" allowOverlap="1" wp14:anchorId="349EF7C2" wp14:editId="0CC22389">
+              <wp:anchor distT="0" distB="0" distL="114300" distR="114300" simplePos="0" relativeHeight="251660288" behindDoc="0" locked="0" layoutInCell="1" allowOverlap="1" wp14:anchorId="349EF7C2" wp14:editId="3CB6A32A">
                 <wp:simplePos x="0" y="0"/>
                 <wp:positionH relativeFrom="column">
                   <wp:posOffset>3276300</wp:posOffset>
@@ -342,7 +345,7 @@
           </mc:Choice>
           <mc:Fallback>
             <w:pict>
-              <v:shapetype w14:anchorId="695F017E" id="_x0000_t75" coordsize="21600,21600" o:spt="75" o:preferrelative="t" path="m@4@5l@4@11@9@11@9@5xe" filled="f" stroked="f">
+              <v:shapetype w14:anchorId="247AD6F3" id="_x0000_t75" coordsize="21600,21600" o:spt="75" o:preferrelative="t" path="m@4@5l@4@11@9@11@9@5xe" filled="f" stroked="f">
                 <v:stroke joinstyle="miter"/>
                 <v:formulas>
                   <v:f eqn="if lineDrawn pixelLineWidth 0"/>
@@ -394,23 +397,17 @@
     </w:p>
     <w:p>
       <w:pPr>
-        <w:ind w:left="360"/>
-      </w:pPr>
-    </w:p>
-    <w:p>
-      <w:pPr>
         <w:pStyle w:val="NormalWeb"/>
-        <w:ind w:left="360"/>
       </w:pPr>
       <w:r>
         <w:rPr>
           <w:noProof/>
         </w:rPr>
         <w:drawing>
-          <wp:inline distT="0" distB="0" distL="0" distR="0" wp14:anchorId="06EFC5D3" wp14:editId="43AE2E88">
-            <wp:extent cx="5734050" cy="5638800"/>
+          <wp:inline distT="0" distB="0" distL="0" distR="0" wp14:anchorId="6C8EE4CD" wp14:editId="020F0D21">
+            <wp:extent cx="5943600" cy="3962400"/>
             <wp:effectExtent l="0" t="0" r="0" b="0"/>
-            <wp:docPr id="917231978" name="Picture 18"/>
+            <wp:docPr id="1096883327" name="Picture 4"/>
             <wp:cNvGraphicFramePr>
               <a:graphicFrameLocks xmlns:a="http://schemas.openxmlformats.org/drawingml/2006/main" noChangeAspect="1"/>
             </wp:cNvGraphicFramePr>
@@ -418,13 +415,13 @@
               <a:graphicData uri="http://schemas.openxmlformats.org/drawingml/2006/picture">
                 <pic:pic xmlns:pic="http://schemas.openxmlformats.org/drawingml/2006/picture">
                   <pic:nvPicPr>
-                    <pic:cNvPr id="0" name="Picture 12"/>
+                    <pic:cNvPr id="0" name="Picture 7"/>
                     <pic:cNvPicPr>
                       <a:picLocks noChangeAspect="1" noChangeArrowheads="1"/>
                     </pic:cNvPicPr>
                   </pic:nvPicPr>
                   <pic:blipFill>
-                    <a:blip r:embed="rId9">
+                    <a:blip r:embed="rId9" cstate="print">
                       <a:extLst>
                         <a:ext uri="{28A0092B-C50C-407E-A947-70E740481C1C}">
                           <a14:useLocalDpi xmlns:a14="http://schemas.microsoft.com/office/drawing/2010/main" val="0"/>
@@ -439,7 +436,7 @@
                   <pic:spPr bwMode="auto">
                     <a:xfrm>
                       <a:off x="0" y="0"/>
-                      <a:ext cx="5734050" cy="5638800"/>
+                      <a:ext cx="5943600" cy="3962400"/>
                     </a:xfrm>
                     <a:prstGeom prst="rect">
                       <a:avLst/>
@@ -1166,6 +1163,7 @@
   <w:style w:type="character" w:default="1" w:styleId="DefaultParagraphFont">
     <w:name w:val="Default Paragraph Font"/>
     <w:uiPriority w:val="1"/>
+    <w:semiHidden/>
     <w:unhideWhenUsed/>
   </w:style>
   <w:style w:type="table" w:default="1" w:styleId="TableNormal">
